--- a/docs/Chronova-Entregable2-Diseno.docx
+++ b/docs/Chronova-Entregable2-Diseno.docx
@@ -5608,7 +5608,7 @@
                 <w:sz w:val="16"/>
                 <w:szCs w:val="16"/>
               </w:rPr>
-              <w:t xml:space="preserve">activo</w:t>
+              <w:t xml:space="preserve">preferencias</w:t>
             </w:r>
           </w:p>
         </w:tc>
@@ -5636,7 +5636,7 @@
                 <w:sz w:val="16"/>
                 <w:szCs w:val="16"/>
               </w:rPr>
-              <w:t xml:space="preserve">BOOLEAN</w:t>
+              <w:t xml:space="preserve">JSONB</w:t>
             </w:r>
           </w:p>
         </w:tc>
@@ -5664,7 +5664,7 @@
                 <w:sz w:val="16"/>
                 <w:szCs w:val="16"/>
               </w:rPr>
-              <w:t xml:space="preserve">Si la cuenta sigue vigente</w:t>
+              <w:t xml:space="preserve">Tamaño de letra, contraste y alertas</w:t>
             </w:r>
           </w:p>
         </w:tc>
@@ -5692,7 +5692,7 @@
                 <w:sz w:val="16"/>
                 <w:szCs w:val="16"/>
               </w:rPr>
-              <w:t xml:space="preserve">NOT NULL, DEFAULT TRUE</w:t>
+              <w:t xml:space="preserve">NOT NULL, DEFAULT '{}'</w:t>
             </w:r>
           </w:p>
         </w:tc>
@@ -5753,7 +5753,7 @@
                 <w:sz w:val="16"/>
                 <w:szCs w:val="16"/>
               </w:rPr>
-              <w:t xml:space="preserve">creado_en</w:t>
+              <w:t xml:space="preserve">activo</w:t>
             </w:r>
           </w:p>
         </w:tc>
@@ -5781,7 +5781,7 @@
                 <w:sz w:val="16"/>
                 <w:szCs w:val="16"/>
               </w:rPr>
-              <w:t xml:space="preserve">TIMESTAMPTZ</w:t>
+              <w:t xml:space="preserve">BOOLEAN</w:t>
             </w:r>
           </w:p>
         </w:tc>
@@ -5809,7 +5809,7 @@
                 <w:sz w:val="16"/>
                 <w:szCs w:val="16"/>
               </w:rPr>
-              <w:t xml:space="preserve">Fecha de creación</w:t>
+              <w:t xml:space="preserve">Si la cuenta sigue vigente</w:t>
             </w:r>
           </w:p>
         </w:tc>
@@ -5837,7 +5837,7 @@
                 <w:sz w:val="16"/>
                 <w:szCs w:val="16"/>
               </w:rPr>
-              <w:t xml:space="preserve">NOT NULL, DEFAULT NOW()</w:t>
+              <w:t xml:space="preserve">NOT NULL, DEFAULT TRUE</w:t>
             </w:r>
           </w:p>
         </w:tc>
@@ -5898,7 +5898,7 @@
                 <w:sz w:val="16"/>
                 <w:szCs w:val="16"/>
               </w:rPr>
-              <w:t xml:space="preserve">sesiones_validas_desde</w:t>
+              <w:t xml:space="preserve">creado_en</w:t>
             </w:r>
           </w:p>
         </w:tc>
@@ -5954,7 +5954,7 @@
                 <w:sz w:val="16"/>
                 <w:szCs w:val="16"/>
               </w:rPr>
-              <w:t xml:space="preserve">Desde cuándo se aceptan sus tokens</w:t>
+              <w:t xml:space="preserve">Fecha de creación</w:t>
             </w:r>
           </w:p>
         </w:tc>
@@ -6043,7 +6043,7 @@
                 <w:sz w:val="16"/>
                 <w:szCs w:val="16"/>
               </w:rPr>
-              <w:t xml:space="preserve">politica_version</w:t>
+              <w:t xml:space="preserve">sesiones_validas_desde</w:t>
             </w:r>
           </w:p>
         </w:tc>
@@ -6071,7 +6071,7 @@
                 <w:sz w:val="16"/>
                 <w:szCs w:val="16"/>
               </w:rPr>
-              <w:t xml:space="preserve">TEXT</w:t>
+              <w:t xml:space="preserve">TIMESTAMPTZ</w:t>
             </w:r>
           </w:p>
         </w:tc>
@@ -6099,7 +6099,7 @@
                 <w:sz w:val="16"/>
                 <w:szCs w:val="16"/>
               </w:rPr>
-              <w:t xml:space="preserve">Versión de la política de datos aceptada</w:t>
+              <w:t xml:space="preserve">Desde cuándo se aceptan sus tokens</w:t>
             </w:r>
           </w:p>
         </w:tc>
@@ -6127,7 +6127,7 @@
                 <w:sz w:val="16"/>
                 <w:szCs w:val="16"/>
               </w:rPr>
-              <w:t xml:space="preserve">Nulo si no consta</w:t>
+              <w:t xml:space="preserve">NOT NULL, DEFAULT NOW()</w:t>
             </w:r>
           </w:p>
         </w:tc>
@@ -6188,6 +6188,151 @@
                 <w:sz w:val="16"/>
                 <w:szCs w:val="16"/>
               </w:rPr>
+              <w:t xml:space="preserve">politica_version</w:t>
+            </w:r>
+          </w:p>
+        </w:tc>
+        <w:tc>
+          <w:tcPr>
+            <w:tcW w:type="dxa" w:w="1400"/>
+            <w:shd w:fill="FFFFFF" w:val="clear"/>
+            <w:tcMar>
+              <w:top w:type="dxa" w:w="60"/>
+              <w:left w:type="dxa" w:w="100"/>
+              <w:bottom w:type="dxa" w:w="60"/>
+              <w:right w:type="dxa" w:w="100"/>
+            </w:tcMar>
+          </w:tcPr>
+          <w:p>
+            <w:pPr>
+              <w:spacing w:after="0" w:line="240"/>
+              <w:jc w:val="left"/>
+            </w:pPr>
+            <w:r>
+              <w:rPr>
+                <w:rFonts w:ascii="Arial" w:cs="Arial" w:eastAsia="Arial" w:hAnsi="Arial"/>
+                <w:b w:val="false"/>
+                <w:bCs w:val="false"/>
+                <w:sz w:val="16"/>
+                <w:szCs w:val="16"/>
+              </w:rPr>
+              <w:t xml:space="preserve">TEXT</w:t>
+            </w:r>
+          </w:p>
+        </w:tc>
+        <w:tc>
+          <w:tcPr>
+            <w:tcW w:type="dxa" w:w="2100"/>
+            <w:shd w:fill="FFFFFF" w:val="clear"/>
+            <w:tcMar>
+              <w:top w:type="dxa" w:w="60"/>
+              <w:left w:type="dxa" w:w="100"/>
+              <w:bottom w:type="dxa" w:w="60"/>
+              <w:right w:type="dxa" w:w="100"/>
+            </w:tcMar>
+          </w:tcPr>
+          <w:p>
+            <w:pPr>
+              <w:spacing w:after="0" w:line="240"/>
+              <w:jc w:val="left"/>
+            </w:pPr>
+            <w:r>
+              <w:rPr>
+                <w:rFonts w:ascii="Arial" w:cs="Arial" w:eastAsia="Arial" w:hAnsi="Arial"/>
+                <w:b w:val="false"/>
+                <w:bCs w:val="false"/>
+                <w:sz w:val="16"/>
+                <w:szCs w:val="16"/>
+              </w:rPr>
+              <w:t xml:space="preserve">Versión de la política de datos aceptada</w:t>
+            </w:r>
+          </w:p>
+        </w:tc>
+        <w:tc>
+          <w:tcPr>
+            <w:tcW w:type="dxa" w:w="1760"/>
+            <w:shd w:fill="FFFFFF" w:val="clear"/>
+            <w:tcMar>
+              <w:top w:type="dxa" w:w="60"/>
+              <w:left w:type="dxa" w:w="100"/>
+              <w:bottom w:type="dxa" w:w="60"/>
+              <w:right w:type="dxa" w:w="100"/>
+            </w:tcMar>
+          </w:tcPr>
+          <w:p>
+            <w:pPr>
+              <w:spacing w:after="0" w:line="240"/>
+              <w:jc w:val="left"/>
+            </w:pPr>
+            <w:r>
+              <w:rPr>
+                <w:rFonts w:ascii="Arial" w:cs="Arial" w:eastAsia="Arial" w:hAnsi="Arial"/>
+                <w:b w:val="false"/>
+                <w:bCs w:val="false"/>
+                <w:sz w:val="16"/>
+                <w:szCs w:val="16"/>
+              </w:rPr>
+              <w:t xml:space="preserve">Nulo si no consta</w:t>
+            </w:r>
+          </w:p>
+        </w:tc>
+        <w:tc>
+          <w:tcPr>
+            <w:tcW w:type="dxa" w:w="1400"/>
+            <w:shd w:fill="FFFFFF" w:val="clear"/>
+            <w:tcMar>
+              <w:top w:type="dxa" w:w="60"/>
+              <w:left w:type="dxa" w:w="100"/>
+              <w:bottom w:type="dxa" w:w="60"/>
+              <w:right w:type="dxa" w:w="100"/>
+            </w:tcMar>
+          </w:tcPr>
+          <w:p>
+            <w:pPr>
+              <w:spacing w:after="0" w:line="240"/>
+              <w:jc w:val="left"/>
+            </w:pPr>
+            <w:r>
+              <w:rPr>
+                <w:rFonts w:ascii="Arial" w:cs="Arial" w:eastAsia="Arial" w:hAnsi="Arial"/>
+                <w:b w:val="false"/>
+                <w:bCs w:val="false"/>
+                <w:sz w:val="16"/>
+                <w:szCs w:val="16"/>
+              </w:rPr>
+              <w:t xml:space="preserve">—</w:t>
+            </w:r>
+          </w:p>
+        </w:tc>
+      </w:tr>
+      <w:tr>
+        <w:trPr>
+          <w:cantSplit/>
+        </w:trPr>
+        <w:tc>
+          <w:tcPr>
+            <w:tcW w:type="dxa" w:w="2100"/>
+            <w:shd w:fill="F7F9FA" w:val="clear"/>
+            <w:tcMar>
+              <w:top w:type="dxa" w:w="60"/>
+              <w:left w:type="dxa" w:w="100"/>
+              <w:bottom w:type="dxa" w:w="60"/>
+              <w:right w:type="dxa" w:w="100"/>
+            </w:tcMar>
+          </w:tcPr>
+          <w:p>
+            <w:pPr>
+              <w:spacing w:after="0" w:line="240"/>
+              <w:jc w:val="left"/>
+            </w:pPr>
+            <w:r>
+              <w:rPr>
+                <w:rFonts w:ascii="Arial" w:cs="Arial" w:eastAsia="Arial" w:hAnsi="Arial"/>
+                <w:b w:val="false"/>
+                <w:bCs w:val="false"/>
+                <w:sz w:val="16"/>
+                <w:szCs w:val="16"/>
+              </w:rPr>
               <w:t xml:space="preserve">politica_aceptada_en</w:t>
             </w:r>
           </w:p>
@@ -6195,7 +6340,7 @@
         <w:tc>
           <w:tcPr>
             <w:tcW w:type="dxa" w:w="1400"/>
-            <w:shd w:fill="FFFFFF" w:val="clear"/>
+            <w:shd w:fill="F7F9FA" w:val="clear"/>
             <w:tcMar>
               <w:top w:type="dxa" w:w="60"/>
               <w:left w:type="dxa" w:w="100"/>
@@ -6223,7 +6368,7 @@
         <w:tc>
           <w:tcPr>
             <w:tcW w:type="dxa" w:w="2100"/>
-            <w:shd w:fill="FFFFFF" w:val="clear"/>
+            <w:shd w:fill="F7F9FA" w:val="clear"/>
             <w:tcMar>
               <w:top w:type="dxa" w:w="60"/>
               <w:left w:type="dxa" w:w="100"/>
@@ -6251,7 +6396,7 @@
         <w:tc>
           <w:tcPr>
             <w:tcW w:type="dxa" w:w="1760"/>
-            <w:shd w:fill="FFFFFF" w:val="clear"/>
+            <w:shd w:fill="F7F9FA" w:val="clear"/>
             <w:tcMar>
               <w:top w:type="dxa" w:w="60"/>
               <w:left w:type="dxa" w:w="100"/>
@@ -6279,7 +6424,7 @@
         <w:tc>
           <w:tcPr>
             <w:tcW w:type="dxa" w:w="1400"/>
-            <w:shd w:fill="FFFFFF" w:val="clear"/>
+            <w:shd w:fill="F7F9FA" w:val="clear"/>
             <w:tcMar>
               <w:top w:type="dxa" w:w="60"/>
               <w:left w:type="dxa" w:w="100"/>

--- a/docs/Chronova-Entregable2-Diseno.docx
+++ b/docs/Chronova-Entregable2-Diseno.docx
@@ -911,7 +911,7 @@
       <w:r>
         <w:drawing>
           <wp:inline distT="0" distB="0" distL="0" distR="0">
-            <wp:extent cx="8572500" cy="3886200"/>
+            <wp:extent cx="6934200" cy="5334000"/>
             <wp:effectExtent t="0" r="0" b="0" l="0"/>
             <wp:docPr id="1" name="" descr="" title=""/>
             <wp:cNvGraphicFramePr>
@@ -936,7 +936,7 @@
                   <pic:spPr bwMode="auto">
                     <a:xfrm>
                       <a:off x="0" y="0"/>
-                      <a:ext cx="8572500" cy="3886200"/>
+                      <a:ext cx="6934200" cy="5334000"/>
                     </a:xfrm>
                     <a:prstGeom prst="rect">
                       <a:avLst/>
@@ -967,6 +967,16 @@
     </w:p>
     <w:p>
       <w:pPr>
+        <w:sectPr>
+          <w:pgSz w:w="15840" w:h="12240" w:orient="landscape"/>
+          <w:pgMar w:top="1080" w:right="1080" w:bottom="1080" w:left="1080" w:header="708" w:footer="708" w:gutter="0"/>
+          <w:pgNumType/>
+          <w:docGrid w:linePitch="360"/>
+        </w:sectPr>
+      </w:pPr>
+    </w:p>
+    <w:p>
+      <w:pPr>
         <w:spacing w:after="200" w:line="276"/>
         <w:ind w:left="1750" w:right="1750"/>
         <w:jc w:val="both"/>
@@ -979,16 +989,6 @@
         </w:rPr>
         <w:t xml:space="preserve">El diagrama permite comprobar dos propiedades. La primera es que hay dos adaptadores distintos cumpliendo el mismo puerto de repositorios, PostgreSQL y en memoria, y que la aplicación funciona con cualquiera de los dos sin que el dominio cambie. La segunda es que ningún componente del dominio tiene una flecha que salga hacia una capa externa.</w:t>
       </w:r>
-    </w:p>
-    <w:p>
-      <w:pPr>
-        <w:sectPr>
-          <w:pgSz w:w="15840" w:h="12240" w:orient="landscape"/>
-          <w:pgMar w:top="1080" w:right="1080" w:bottom="1080" w:left="1080" w:header="708" w:footer="708" w:gutter="0"/>
-          <w:pgNumType/>
-          <w:docGrid w:linePitch="360"/>
-        </w:sectPr>
-      </w:pPr>
     </w:p>
     <w:p>
       <w:pPr>
@@ -2337,7 +2337,7 @@
       <w:r>
         <w:drawing>
           <wp:inline distT="0" distB="0" distL="0" distR="0">
-            <wp:extent cx="8572500" cy="4295775"/>
+            <wp:extent cx="8267700" cy="5334000"/>
             <wp:effectExtent t="0" r="0" b="0" l="0"/>
             <wp:docPr id="1" name="" descr="" title=""/>
             <wp:cNvGraphicFramePr>
@@ -2362,7 +2362,7 @@
                   <pic:spPr bwMode="auto">
                     <a:xfrm>
                       <a:off x="0" y="0"/>
-                      <a:ext cx="8572500" cy="4295775"/>
+                      <a:ext cx="8267700" cy="5334000"/>
                     </a:xfrm>
                     <a:prstGeom prst="rect">
                       <a:avLst/>
@@ -2393,6 +2393,16 @@
     </w:p>
     <w:p>
       <w:pPr>
+        <w:sectPr>
+          <w:pgSz w:w="15840" w:h="12240" w:orient="landscape"/>
+          <w:pgMar w:top="1080" w:right="1080" w:bottom="1080" w:left="1080" w:header="708" w:footer="708" w:gutter="0"/>
+          <w:pgNumType/>
+          <w:docGrid w:linePitch="360"/>
+        </w:sectPr>
+      </w:pPr>
+    </w:p>
+    <w:p>
+      <w:pPr>
         <w:spacing w:after="200" w:line="276"/>
         <w:ind w:left="1750" w:right="1750"/>
         <w:jc w:val="both"/>
@@ -2415,16 +2425,6 @@
         </w:rPr>
         <w:t xml:space="preserve">Ambas tablas tienen una columna que apunta a pacientes o a cuidadores según el valor de otra columna, y PostgreSQL no admite una clave foránea con dos destinos posibles. Es un compromiso consciente: se pierde la integridad referencial de esas dos columnas, que pasa a cuidar la aplicación, y a cambio no hacen falta cuatro tablas casi idénticas.</w:t>
       </w:r>
-    </w:p>
-    <w:p>
-      <w:pPr>
-        <w:sectPr>
-          <w:pgSz w:w="15840" w:h="12240" w:orient="landscape"/>
-          <w:pgMar w:top="1080" w:right="1080" w:bottom="1080" w:left="1080" w:header="708" w:footer="708" w:gutter="0"/>
-          <w:pgNumType/>
-          <w:docGrid w:linePitch="360"/>
-        </w:sectPr>
-      </w:pPr>
     </w:p>
     <w:p>
       <w:pPr>
@@ -21713,16 +21713,6 @@
     </w:p>
     <w:p>
       <w:pPr>
-        <w:sectPr>
-          <w:pgSz w:w="12240" w:h="15840" w:orient="portrait"/>
-          <w:pgMar w:top="1440" w:right="1440" w:bottom="1440" w:left="2041" w:header="708" w:footer="708" w:gutter="0"/>
-          <w:pgNumType/>
-          <w:docGrid w:linePitch="360"/>
-        </w:sectPr>
-      </w:pPr>
-    </w:p>
-    <w:p>
-      <w:pPr>
         <w:pStyle w:val="Heading2"/>
         <w:spacing w:after="200" w:before="400"/>
       </w:pPr>
@@ -21761,7 +21751,7 @@
       <w:r>
         <w:drawing>
           <wp:inline distT="0" distB="0" distL="0" distR="0">
-            <wp:extent cx="6934200" cy="5334000"/>
+            <wp:extent cx="5524500" cy="5981700"/>
             <wp:effectExtent t="0" r="0" b="0" l="0"/>
             <wp:docPr id="1" name="" descr="" title=""/>
             <wp:cNvGraphicFramePr>
@@ -21786,7 +21776,7 @@
                   <pic:spPr bwMode="auto">
                     <a:xfrm>
                       <a:off x="0" y="0"/>
-                      <a:ext cx="6934200" cy="5334000"/>
+                      <a:ext cx="5524500" cy="5981700"/>
                     </a:xfrm>
                     <a:prstGeom prst="rect">
                       <a:avLst/>
@@ -21832,23 +21822,13 @@
     </w:p>
     <w:p>
       <w:pPr>
-        <w:sectPr>
-          <w:pgSz w:w="15840" w:h="12240" w:orient="landscape"/>
-          <w:pgMar w:top="1080" w:right="1080" w:bottom="1080" w:left="1080" w:header="708" w:footer="708" w:gutter="0"/>
-          <w:pgNumType/>
-          <w:docGrid w:linePitch="360"/>
-        </w:sectPr>
-      </w:pPr>
-    </w:p>
-    <w:p>
-      <w:pPr>
         <w:spacing w:after="80" w:before="120"/>
         <w:jc w:val="center"/>
       </w:pPr>
       <w:r>
         <w:drawing>
           <wp:inline distT="0" distB="0" distL="0" distR="0">
-            <wp:extent cx="8134350" cy="5334000"/>
+            <wp:extent cx="5524500" cy="5619750"/>
             <wp:effectExtent t="0" r="0" b="0" l="0"/>
             <wp:docPr id="1" name="" descr="" title=""/>
             <wp:cNvGraphicFramePr>
@@ -21873,7 +21853,7 @@
                   <pic:spPr bwMode="auto">
                     <a:xfrm>
                       <a:off x="0" y="0"/>
-                      <a:ext cx="8134350" cy="5334000"/>
+                      <a:ext cx="5524500" cy="5619750"/>
                     </a:xfrm>
                     <a:prstGeom prst="rect">
                       <a:avLst/>
@@ -21916,16 +21896,6 @@
         </w:rPr>
         <w:t xml:space="preserve">El segundo muestra cómo un patrón como «una pastilla a las 8:00 todos los días» se convierte en tomas concretas que el paciente puede confirmar, y cómo se resuelve el caso en que dos peticiones piden la agenda del mismo día simultáneamente.</w:t>
       </w:r>
-    </w:p>
-    <w:p>
-      <w:pPr>
-        <w:sectPr>
-          <w:pgSz w:w="15840" w:h="12240" w:orient="landscape"/>
-          <w:pgMar w:top="1080" w:right="1080" w:bottom="1080" w:left="1080" w:header="708" w:footer="708" w:gutter="0"/>
-          <w:pgNumType/>
-          <w:docGrid w:linePitch="360"/>
-        </w:sectPr>
-      </w:pPr>
     </w:p>
     <w:p>
       <w:pPr>
@@ -26467,13 +26437,23 @@
     </w:p>
     <w:p>
       <w:pPr>
+        <w:sectPr>
+          <w:pgSz w:w="12240" w:h="15840" w:orient="portrait"/>
+          <w:pgMar w:top="1440" w:right="1440" w:bottom="1440" w:left="2041" w:header="708" w:footer="708" w:gutter="0"/>
+          <w:pgNumType/>
+          <w:docGrid w:linePitch="360"/>
+        </w:sectPr>
+      </w:pPr>
+    </w:p>
+    <w:p>
+      <w:pPr>
         <w:spacing w:after="80" w:before="120"/>
         <w:jc w:val="center"/>
       </w:pPr>
       <w:r>
         <w:drawing>
           <wp:inline distT="0" distB="0" distL="0" distR="0">
-            <wp:extent cx="4419600" cy="7620000"/>
+            <wp:extent cx="6391275" cy="5334000"/>
             <wp:effectExtent t="0" r="0" b="0" l="0"/>
             <wp:docPr id="1" name="" descr="" title=""/>
             <wp:cNvGraphicFramePr>
@@ -26498,7 +26478,7 @@
                   <pic:spPr bwMode="auto">
                     <a:xfrm>
                       <a:off x="0" y="0"/>
-                      <a:ext cx="4419600" cy="7620000"/>
+                      <a:ext cx="6391275" cy="5334000"/>
                     </a:xfrm>
                     <a:prstGeom prst="rect">
                       <a:avLst/>
@@ -26530,8 +26510,8 @@
     <w:p>
       <w:pPr>
         <w:sectPr>
-          <w:pgSz w:w="12240" w:h="15840" w:orient="portrait"/>
-          <w:pgMar w:top="1440" w:right="1440" w:bottom="1440" w:left="2041" w:header="708" w:footer="708" w:gutter="0"/>
+          <w:pgSz w:w="15840" w:h="12240" w:orient="landscape"/>
+          <w:pgMar w:top="1080" w:right="1080" w:bottom="1080" w:left="1080" w:header="708" w:footer="708" w:gutter="0"/>
           <w:pgNumType/>
           <w:docGrid w:linePitch="360"/>
         </w:sectPr>
@@ -26562,7 +26542,7 @@
       <w:r>
         <w:drawing>
           <wp:inline distT="0" distB="0" distL="0" distR="0">
-            <wp:extent cx="8572500" cy="3914775"/>
+            <wp:extent cx="5524500" cy="5257800"/>
             <wp:effectExtent t="0" r="0" b="0" l="0"/>
             <wp:docPr id="1" name="" descr="" title=""/>
             <wp:cNvGraphicFramePr>
@@ -26587,7 +26567,7 @@
                   <pic:spPr bwMode="auto">
                     <a:xfrm>
                       <a:off x="0" y="0"/>
-                      <a:ext cx="8572500" cy="3914775"/>
+                      <a:ext cx="5524500" cy="5257800"/>
                     </a:xfrm>
                     <a:prstGeom prst="rect">
                       <a:avLst/>
@@ -26630,16 +26610,6 @@
         </w:rPr>
         <w:t xml:space="preserve">El estado compartido vive en contextos y no en las pantallas. SesionContexto guarda quién inició sesión y sus preferencias, y envuelve toda la aplicación. PacienteObservadoContexto existe por una razón concreta: las tres pestañas de la ficha del paciente necesitan los mismos datos, de modo que se cargan una sola vez y las pestañas únicamente presentan. Sin él serían tres veces las mismas peticiones y tres lugares donde repetir la comprobación de permisos.</w:t>
       </w:r>
-    </w:p>
-    <w:p>
-      <w:pPr>
-        <w:sectPr>
-          <w:pgSz w:w="15840" w:h="12240" w:orient="landscape"/>
-          <w:pgMar w:top="1080" w:right="1080" w:bottom="1080" w:left="1080" w:header="708" w:footer="708" w:gutter="0"/>
-          <w:pgNumType/>
-          <w:docGrid w:linePitch="360"/>
-        </w:sectPr>
-      </w:pPr>
     </w:p>
     <w:p>
       <w:pPr>
